--- a/ฟอร์มรายงานผล/Word/อณูชีววิทยา/New folder/683517_D25-4796_PCR_real time AHS.docx
+++ b/ฟอร์มรายงานผล/Word/อณูชีววิทยา/New folder/683517_D25-4796_PCR_real time AHS.docx
@@ -49,39 +49,37 @@
                 <w:szCs w:val="32"/>
                 <w:cs/>
               </w:rPr>
-              <w:t xml:space="preserve">เลขที่รายงาน </w:t>
-            </w:r>
-            <w:r>
-              <w:rPr>
-                <w:rFonts w:ascii="TH SarabunPSK" w:hAnsi="TH SarabunPSK" w:cs="TH SarabunPSK"/>
-                <w:sz w:val="32"/>
-                <w:szCs w:val="32"/>
+              <w:t>เลขที่รายงาน</w:t>
+            </w:r>
+            <w:r>
+              <w:rPr>
+                <w:rFonts w:ascii="TH SarabunPSK" w:hAnsi="TH SarabunPSK" w:cs="TH SarabunPSK"/>
+                <w:b/>
+                <w:bCs/>
+                <w:sz w:val="32"/>
+                <w:szCs w:val="32"/>
+              </w:rPr>
+              <w:t>:</w:t>
+            </w:r>
+            <w:r>
+              <w:rPr>
+                <w:rFonts w:ascii="TH SarabunPSK" w:hAnsi="TH SarabunPSK" w:cs="TH SarabunPSK"/>
+                <w:b/>
+                <w:bCs/>
+                <w:sz w:val="32"/>
+                <w:szCs w:val="32"/>
+                <w:cs/>
               </w:rPr>
               <w:t xml:space="preserve"> </w:t>
             </w:r>
-            <w:sdt>
-              <w:sdtPr>
-                <w:rPr>
-                  <w:rFonts w:ascii="TH SarabunPSK" w:hAnsi="TH SarabunPSK" w:cs="TH SarabunPSK"/>
-                  <w:sz w:val="32"/>
-                  <w:szCs w:val="32"/>
-                </w:rPr>
-                <w:id w:val="255175821"/>
-                <w:placeholder>
-                  <w:docPart w:val="5AE9AEC99DA34E2AADF7B14B99F0CD31"/>
-                </w:placeholder>
-                <w:showingPlcHdr/>
-              </w:sdtPr>
-              <w:sdtEndPr/>
-              <w:sdtContent>
-                <w:r>
-                  <w:rPr>
-                    <w:rStyle w:val="PlaceholderText"/>
-                  </w:rPr>
-                  <w:t>Click or tap here to enter text.</w:t>
-                </w:r>
-              </w:sdtContent>
-            </w:sdt>
+            <w:r>
+              <w:rPr>
+                <w:rFonts w:ascii="TH SarabunPSK" w:hAnsi="TH SarabunPSK" w:cs="TH SarabunPSK"/>
+                <w:sz w:val="32"/>
+                <w:szCs w:val="32"/>
+              </w:rPr>
+              <w:t xml:space="preserve"> </w:t>
+            </w:r>
           </w:p>
         </w:tc>
         <w:tc>
@@ -109,7 +107,28 @@
                 <w:szCs w:val="32"/>
                 <w:cs/>
               </w:rPr>
-              <w:t xml:space="preserve">เลขที่ตัวอย่าง    </w:t>
+              <w:t>เลขที่ตัวอย่าง</w:t>
+            </w:r>
+            <w:r>
+              <w:rPr>
+                <w:rFonts w:ascii="TH SarabunPSK" w:hAnsi="TH SarabunPSK" w:cs="TH SarabunPSK"/>
+                <w:b/>
+                <w:bCs/>
+                <w:sz w:val="32"/>
+                <w:szCs w:val="32"/>
+              </w:rPr>
+              <w:t>:</w:t>
+            </w:r>
+            <w:r>
+              <w:rPr>
+                <w:rFonts w:ascii="TH SarabunPSK" w:hAnsi="TH SarabunPSK" w:cs="TH SarabunPSK"/>
+                <w:b/>
+                <w:bCs/>
+                <w:sz w:val="32"/>
+                <w:szCs w:val="32"/>
+                <w:cs/>
+              </w:rPr>
+              <w:t xml:space="preserve">    </w:t>
             </w:r>
           </w:p>
         </w:tc>
@@ -120,7 +139,6 @@
           </w:tcPr>
           <w:p>
             <w:pPr>
-              <w:jc w:val="right"/>
               <w:rPr>
                 <w:rFonts w:ascii="TH SarabunPSK" w:hAnsi="TH SarabunPSK" w:cs="TH SarabunPSK"/>
                 <w:b/>
@@ -184,7 +202,6 @@
                   <w:docPart w:val="A759855696BC4308ACDF16F2BDC7D783"/>
                 </w:placeholder>
               </w:sdtPr>
-              <w:sdtEndPr/>
               <w:sdtContent>
                 <w:r>
                   <w:rPr>
@@ -244,51 +261,32 @@
             <w:r>
               <w:rPr>
                 <w:rFonts w:ascii="TH SarabunPSK" w:hAnsi="TH SarabunPSK" w:cs="TH SarabunPSK"/>
-                <w:sz w:val="32"/>
-                <w:szCs w:val="32"/>
-                <w:cs/>
-              </w:rPr>
-              <w:t xml:space="preserve">   </w:t>
-            </w:r>
-            <w:r>
-              <w:rPr>
-                <w:rFonts w:ascii="TH SarabunPSK" w:hAnsi="TH SarabunPSK" w:cs="TH SarabunPSK"/>
                 <w:b/>
                 <w:bCs/>
                 <w:sz w:val="32"/>
                 <w:szCs w:val="32"/>
               </w:rPr>
+              <w:t>:</w:t>
+            </w:r>
+            <w:r>
+              <w:rPr>
+                <w:rFonts w:ascii="TH SarabunPSK" w:hAnsi="TH SarabunPSK" w:cs="TH SarabunPSK"/>
+                <w:sz w:val="32"/>
+                <w:szCs w:val="32"/>
+                <w:cs/>
+              </w:rPr>
+              <w:t xml:space="preserve">   </w:t>
+            </w:r>
+            <w:r>
+              <w:rPr>
+                <w:rFonts w:ascii="TH SarabunPSK" w:hAnsi="TH SarabunPSK" w:cs="TH SarabunPSK"/>
+                <w:b/>
+                <w:bCs/>
+                <w:sz w:val="32"/>
+                <w:szCs w:val="32"/>
+              </w:rPr>
               <w:t xml:space="preserve"> </w:t>
             </w:r>
-            <w:sdt>
-              <w:sdtPr>
-                <w:rPr>
-                  <w:rFonts w:ascii="TH SarabunPSK" w:hAnsi="TH SarabunPSK" w:cs="TH SarabunPSK"/>
-                  <w:sz w:val="32"/>
-                  <w:szCs w:val="32"/>
-                </w:rPr>
-                <w:id w:val="1518429540"/>
-                <w:placeholder>
-                  <w:docPart w:val="34501F3B7827425CB0188B49EB43DB7B"/>
-                </w:placeholder>
-                <w:showingPlcHdr/>
-                <w:date w:fullDate="2025-09-19T00:00:00Z">
-                  <w:dateFormat w:val="dd/MM/bbbb"/>
-                  <w:lid w:val="th-TH"/>
-                  <w:storeMappedDataAs w:val="dateTime"/>
-                  <w:calendar w:val="thai"/>
-                </w:date>
-              </w:sdtPr>
-              <w:sdtEndPr/>
-              <w:sdtContent>
-                <w:r>
-                  <w:rPr>
-                    <w:rStyle w:val="PlaceholderText"/>
-                  </w:rPr>
-                  <w:t>Click or tap to enter a date.</w:t>
-                </w:r>
-              </w:sdtContent>
-            </w:sdt>
           </w:p>
         </w:tc>
         <w:tc>
@@ -322,6 +320,16 @@
             <w:r>
               <w:rPr>
                 <w:rFonts w:ascii="TH SarabunPSK" w:hAnsi="TH SarabunPSK" w:cs="TH SarabunPSK"/>
+                <w:b/>
+                <w:bCs/>
+                <w:sz w:val="32"/>
+                <w:szCs w:val="32"/>
+              </w:rPr>
+              <w:t>:</w:t>
+            </w:r>
+            <w:r>
+              <w:rPr>
+                <w:rFonts w:ascii="TH SarabunPSK" w:hAnsi="TH SarabunPSK" w:cs="TH SarabunPSK"/>
                 <w:sz w:val="32"/>
                 <w:szCs w:val="32"/>
                 <w:cs/>
@@ -336,35 +344,6 @@
               </w:rPr>
               <w:t xml:space="preserve">  </w:t>
             </w:r>
-            <w:sdt>
-              <w:sdtPr>
-                <w:rPr>
-                  <w:rFonts w:ascii="TH SarabunPSK" w:hAnsi="TH SarabunPSK" w:cs="TH SarabunPSK"/>
-                  <w:sz w:val="32"/>
-                  <w:szCs w:val="32"/>
-                </w:rPr>
-                <w:id w:val="2067294187"/>
-                <w:placeholder>
-                  <w:docPart w:val="5A3B5A2850AA41A5BAA9E58ED0AE1F1F"/>
-                </w:placeholder>
-                <w:showingPlcHdr/>
-                <w:date w:fullDate="2025-09-22T00:00:00Z">
-                  <w:dateFormat w:val="dd/MM/bbbb"/>
-                  <w:lid w:val="th-TH"/>
-                  <w:storeMappedDataAs w:val="dateTime"/>
-                  <w:calendar w:val="thai"/>
-                </w:date>
-              </w:sdtPr>
-              <w:sdtEndPr/>
-              <w:sdtContent>
-                <w:r>
-                  <w:rPr>
-                    <w:rStyle w:val="PlaceholderText"/>
-                  </w:rPr>
-                  <w:t>Click or tap to enter a date.</w:t>
-                </w:r>
-              </w:sdtContent>
-            </w:sdt>
           </w:p>
         </w:tc>
         <w:tc>
@@ -398,6 +377,16 @@
             <w:r>
               <w:rPr>
                 <w:rFonts w:ascii="TH SarabunPSK" w:hAnsi="TH SarabunPSK" w:cs="TH SarabunPSK"/>
+                <w:b/>
+                <w:bCs/>
+                <w:sz w:val="32"/>
+                <w:szCs w:val="32"/>
+              </w:rPr>
+              <w:t>:</w:t>
+            </w:r>
+            <w:r>
+              <w:rPr>
+                <w:rFonts w:ascii="TH SarabunPSK" w:hAnsi="TH SarabunPSK" w:cs="TH SarabunPSK"/>
                 <w:sz w:val="32"/>
                 <w:szCs w:val="32"/>
                 <w:cs/>
@@ -412,35 +401,6 @@
               </w:rPr>
               <w:t xml:space="preserve">  </w:t>
             </w:r>
-            <w:sdt>
-              <w:sdtPr>
-                <w:rPr>
-                  <w:rFonts w:ascii="TH SarabunPSK" w:hAnsi="TH SarabunPSK" w:cs="TH SarabunPSK"/>
-                  <w:sz w:val="32"/>
-                  <w:szCs w:val="32"/>
-                </w:rPr>
-                <w:id w:val="-1567866808"/>
-                <w:placeholder>
-                  <w:docPart w:val="06A643D9AF0B40368FD7A96421C46907"/>
-                </w:placeholder>
-                <w:showingPlcHdr/>
-                <w:date w:fullDate="2025-09-23T00:00:00Z">
-                  <w:dateFormat w:val="dd/MM/bbbb"/>
-                  <w:lid w:val="th-TH"/>
-                  <w:storeMappedDataAs w:val="dateTime"/>
-                  <w:calendar w:val="thai"/>
-                </w:date>
-              </w:sdtPr>
-              <w:sdtEndPr/>
-              <w:sdtContent>
-                <w:r>
-                  <w:rPr>
-                    <w:rStyle w:val="PlaceholderText"/>
-                  </w:rPr>
-                  <w:t>Click or tap to enter a date.</w:t>
-                </w:r>
-              </w:sdtContent>
-            </w:sdt>
           </w:p>
         </w:tc>
       </w:tr>
@@ -1853,8 +1813,43 @@
                 <w:szCs w:val="32"/>
                 <w:cs/>
               </w:rPr>
+              <w:t xml:space="preserve">                                                               </w:t>
+            </w:r>
+          </w:p>
+          <w:p>
+            <w:pPr>
+              <w:jc w:val="center"/>
+              <w:rPr>
+                <w:rFonts w:ascii="TH SarabunPSK" w:hAnsi="TH SarabunPSK" w:cs="TH SarabunPSK"/>
+                <w:b/>
+                <w:bCs/>
+                <w:sz w:val="32"/>
+                <w:szCs w:val="32"/>
+              </w:rPr>
+            </w:pPr>
+          </w:p>
+          <w:p>
+            <w:pPr>
+              <w:jc w:val="center"/>
+              <w:rPr>
+                <w:rFonts w:ascii="TH SarabunPSK" w:hAnsi="TH SarabunPSK" w:cs="TH SarabunPSK"/>
+                <w:b/>
+                <w:bCs/>
+                <w:sz w:val="32"/>
+                <w:szCs w:val="32"/>
+              </w:rPr>
+            </w:pPr>
+            <w:r>
+              <w:rPr>
+                <w:rFonts w:ascii="TH SarabunPSK" w:hAnsi="TH SarabunPSK" w:cs="TH SarabunPSK" w:hint="cs"/>
+                <w:b/>
+                <w:bCs/>
+                <w:sz w:val="32"/>
+                <w:szCs w:val="32"/>
+                <w:cs/>
+              </w:rPr>
               <w:lastRenderedPageBreak/>
-              <w:t xml:space="preserve">                                                               </w:t>
+              <w:t xml:space="preserve">                                                                </w:t>
             </w:r>
             <w:r>
               <w:rPr>
@@ -1926,6 +1921,7 @@
                 <w:szCs w:val="32"/>
                 <w:cs/>
               </w:rPr>
+              <w:lastRenderedPageBreak/>
               <w:t xml:space="preserve">                                                                 </w:t>
             </w:r>
             <w:r>
@@ -1950,7 +1946,6 @@
                   <w:docPart w:val="D207863B442A421D8B9C4AD9B02C0D9F"/>
                 </w:placeholder>
               </w:sdtPr>
-              <w:sdtEndPr/>
               <w:sdtContent>
                 <w:r>
                   <w:rPr>
@@ -2306,7 +2301,7 @@
           <v:path o:extrusionok="f" gradientshapeok="t" o:connecttype="rect"/>
           <o:lock v:ext="edit" aspectratio="t"/>
         </v:shapetype>
-        <v:shape id="WordPictureWatermark31032579" o:spid="_x0000_s2050" type="#_x0000_t75" style="position:absolute;margin-left:0;margin-top:0;width:450.15pt;height:416.3pt;z-index:-251657216;mso-position-horizontal:center;mso-position-horizontal-relative:margin;mso-position-vertical:center;mso-position-vertical-relative:margin" o:allowincell="f">
+        <v:shape id="WordPictureWatermark31032579" o:spid="_x0000_s1026" type="#_x0000_t75" style="position:absolute;margin-left:0;margin-top:0;width:450.15pt;height:416.3pt;z-index:-251657216;mso-position-horizontal:center;mso-position-horizontal-relative:margin;mso-position-vertical:center;mso-position-vertical-relative:margin" o:allowincell="f">
           <v:imagedata r:id="rId1" o:title="1 (1)" gain="19661f" blacklevel="22938f"/>
           <w10:wrap anchorx="margin" anchory="margin"/>
         </v:shape>
@@ -2355,7 +2350,7 @@
           <v:path o:extrusionok="f" gradientshapeok="t" o:connecttype="rect"/>
           <o:lock v:ext="edit" aspectratio="t"/>
         </v:shapetype>
-        <v:shape id="WordPictureWatermark31032580" o:spid="_x0000_s2051" type="#_x0000_t75" style="position:absolute;left:0;text-align:left;margin-left:0;margin-top:0;width:450.15pt;height:416.3pt;z-index:-251656192;mso-position-horizontal:center;mso-position-horizontal-relative:margin;mso-position-vertical:center;mso-position-vertical-relative:margin" o:allowincell="f">
+        <v:shape id="WordPictureWatermark31032580" o:spid="_x0000_s1027" type="#_x0000_t75" style="position:absolute;left:0;text-align:left;margin-left:0;margin-top:0;width:450.15pt;height:416.3pt;z-index:-251656192;mso-position-horizontal:center;mso-position-horizontal-relative:margin;mso-position-vertical:center;mso-position-vertical-relative:margin" o:allowincell="f">
           <v:imagedata r:id="rId1" o:title="1 (1)" gain="19661f" blacklevel="22938f"/>
           <w10:wrap anchorx="margin" anchory="margin"/>
         </v:shape>
@@ -2444,7 +2439,7 @@
           <v:path o:extrusionok="f" gradientshapeok="t" o:connecttype="rect"/>
           <o:lock v:ext="edit" aspectratio="t"/>
         </v:shapetype>
-        <v:shape id="WordPictureWatermark31032578" o:spid="_x0000_s2049" type="#_x0000_t75" style="position:absolute;margin-left:0;margin-top:0;width:450.15pt;height:416.3pt;z-index:-251655168;mso-position-horizontal:center;mso-position-horizontal-relative:margin;mso-position-vertical:center;mso-position-vertical-relative:margin" o:allowincell="f">
+        <v:shape id="WordPictureWatermark31032578" o:spid="_x0000_s1025" type="#_x0000_t75" style="position:absolute;margin-left:0;margin-top:0;width:450.15pt;height:416.3pt;z-index:-251655168;mso-position-horizontal:center;mso-position-horizontal-relative:margin;mso-position-vertical:center;mso-position-vertical-relative:margin" o:allowincell="f">
           <v:imagedata r:id="rId1" o:title="1 (1)" gain="19661f" blacklevel="22938f"/>
           <w10:wrap anchorx="margin" anchory="margin"/>
         </v:shape>
@@ -3089,35 +3084,6 @@
   <w:docParts>
     <w:docPart>
       <w:docPartPr>
-        <w:name w:val="5AE9AEC99DA34E2AADF7B14B99F0CD31"/>
-        <w:category>
-          <w:name w:val="General"/>
-          <w:gallery w:val="placeholder"/>
-        </w:category>
-        <w:types>
-          <w:type w:val="bbPlcHdr"/>
-        </w:types>
-        <w:behaviors>
-          <w:behavior w:val="content"/>
-        </w:behaviors>
-        <w:guid w:val="{F919D759-5630-4A92-9D85-E686EF09BE9C}"/>
-      </w:docPartPr>
-      <w:docPartBody>
-        <w:p>
-          <w:pPr>
-            <w:pStyle w:val="5AE9AEC99DA34E2AADF7B14B99F0CD31"/>
-          </w:pPr>
-          <w:r>
-            <w:rPr>
-              <w:rStyle w:val="PlaceholderText"/>
-            </w:rPr>
-            <w:t>Click or tap here to enter text.</w:t>
-          </w:r>
-        </w:p>
-      </w:docPartBody>
-    </w:docPart>
-    <w:docPart>
-      <w:docPartPr>
         <w:name w:val="A759855696BC4308ACDF16F2BDC7D783"/>
         <w:category>
           <w:name w:val="General"/>
@@ -3141,93 +3107,6 @@
               <w:rStyle w:val="PlaceholderText"/>
             </w:rPr>
             <w:t>Click or tap here to enter text.</w:t>
-          </w:r>
-        </w:p>
-      </w:docPartBody>
-    </w:docPart>
-    <w:docPart>
-      <w:docPartPr>
-        <w:name w:val="34501F3B7827425CB0188B49EB43DB7B"/>
-        <w:category>
-          <w:name w:val="General"/>
-          <w:gallery w:val="placeholder"/>
-        </w:category>
-        <w:types>
-          <w:type w:val="bbPlcHdr"/>
-        </w:types>
-        <w:behaviors>
-          <w:behavior w:val="content"/>
-        </w:behaviors>
-        <w:guid w:val="{74DE219C-AFA0-4D13-80EA-0AA399022595}"/>
-      </w:docPartPr>
-      <w:docPartBody>
-        <w:p>
-          <w:pPr>
-            <w:pStyle w:val="34501F3B7827425CB0188B49EB43DB7B"/>
-          </w:pPr>
-          <w:r>
-            <w:rPr>
-              <w:rStyle w:val="PlaceholderText"/>
-            </w:rPr>
-            <w:t>Click or tap to enter a date.</w:t>
-          </w:r>
-        </w:p>
-      </w:docPartBody>
-    </w:docPart>
-    <w:docPart>
-      <w:docPartPr>
-        <w:name w:val="5A3B5A2850AA41A5BAA9E58ED0AE1F1F"/>
-        <w:category>
-          <w:name w:val="General"/>
-          <w:gallery w:val="placeholder"/>
-        </w:category>
-        <w:types>
-          <w:type w:val="bbPlcHdr"/>
-        </w:types>
-        <w:behaviors>
-          <w:behavior w:val="content"/>
-        </w:behaviors>
-        <w:guid w:val="{C303A44F-C63C-4366-BFE2-AB6948ECB02E}"/>
-      </w:docPartPr>
-      <w:docPartBody>
-        <w:p>
-          <w:pPr>
-            <w:pStyle w:val="5A3B5A2850AA41A5BAA9E58ED0AE1F1F"/>
-          </w:pPr>
-          <w:r>
-            <w:rPr>
-              <w:rStyle w:val="PlaceholderText"/>
-            </w:rPr>
-            <w:t>Click or tap to enter a date.</w:t>
-          </w:r>
-        </w:p>
-      </w:docPartBody>
-    </w:docPart>
-    <w:docPart>
-      <w:docPartPr>
-        <w:name w:val="06A643D9AF0B40368FD7A96421C46907"/>
-        <w:category>
-          <w:name w:val="General"/>
-          <w:gallery w:val="placeholder"/>
-        </w:category>
-        <w:types>
-          <w:type w:val="bbPlcHdr"/>
-        </w:types>
-        <w:behaviors>
-          <w:behavior w:val="content"/>
-        </w:behaviors>
-        <w:guid w:val="{C26CF3A1-3221-4ABD-A959-48D920872B5B}"/>
-      </w:docPartPr>
-      <w:docPartBody>
-        <w:p>
-          <w:pPr>
-            <w:pStyle w:val="06A643D9AF0B40368FD7A96421C46907"/>
-          </w:pPr>
-          <w:r>
-            <w:rPr>
-              <w:rStyle w:val="PlaceholderText"/>
-            </w:rPr>
-            <w:t>Click or tap to enter a date.</w:t>
           </w:r>
         </w:p>
       </w:docPartBody>
@@ -3289,11 +3168,10 @@
     <w:sig w:usb0="81000003" w:usb1="00000000" w:usb2="00000000" w:usb3="00000000" w:csb0="00010001" w:csb1="00000000"/>
   </w:font>
   <w:font w:name="TH SarabunPSK">
-    <w:panose1 w:val="020B0500040200020003"/>
-    <w:charset w:val="00"/>
+    <w:charset w:val="DE"/>
     <w:family w:val="swiss"/>
     <w:pitch w:val="variable"/>
-    <w:sig w:usb0="A100006F" w:usb1="5000205A" w:usb2="00000000" w:usb3="00000000" w:csb0="00010183" w:csb1="00000000"/>
+    <w:sig w:usb0="01000003" w:usb1="00000000" w:usb2="00000000" w:usb3="00000000" w:csb0="00010111" w:csb1="00000000"/>
   </w:font>
   <w:font w:name="Calibri Light">
     <w:panose1 w:val="020F0302020204030204"/>
@@ -3347,14 +3225,17 @@
     <w:rsid w:val="000C69E4"/>
     <w:rsid w:val="000E1EFF"/>
     <w:rsid w:val="00164895"/>
+    <w:rsid w:val="00212301"/>
     <w:rsid w:val="0028164C"/>
     <w:rsid w:val="002C464F"/>
     <w:rsid w:val="00320E70"/>
     <w:rsid w:val="00345D6E"/>
     <w:rsid w:val="00363592"/>
     <w:rsid w:val="003C2112"/>
+    <w:rsid w:val="003E5555"/>
     <w:rsid w:val="00436A50"/>
     <w:rsid w:val="004D412D"/>
+    <w:rsid w:val="004E5E7A"/>
     <w:rsid w:val="00503B75"/>
     <w:rsid w:val="005A4A00"/>
     <w:rsid w:val="005D0C47"/>
@@ -3388,6 +3269,7 @@
     <w:rsid w:val="00BD0C15"/>
     <w:rsid w:val="00BD4424"/>
     <w:rsid w:val="00C17663"/>
+    <w:rsid w:val="00CE3FC2"/>
     <w:rsid w:val="00DD0DDE"/>
     <w:rsid w:val="00DE0C57"/>
     <w:rsid w:val="00E329DA"/>
@@ -3857,28 +3739,8 @@
       <w:color w:val="808080"/>
     </w:rPr>
   </w:style>
-  <w:style w:type="paragraph" w:customStyle="1" w:styleId="5AE9AEC99DA34E2AADF7B14B99F0CD31">
-    <w:name w:val="5AE9AEC99DA34E2AADF7B14B99F0CD31"/>
-    <w:rsid w:val="004D412D"/>
-  </w:style>
-  <w:style w:type="paragraph" w:customStyle="1" w:styleId="462DA106F37643F0AB356245F81CF4AA">
-    <w:name w:val="462DA106F37643F0AB356245F81CF4AA"/>
-    <w:rsid w:val="004D412D"/>
-  </w:style>
   <w:style w:type="paragraph" w:customStyle="1" w:styleId="A759855696BC4308ACDF16F2BDC7D783">
     <w:name w:val="A759855696BC4308ACDF16F2BDC7D783"/>
-    <w:rsid w:val="004D412D"/>
-  </w:style>
-  <w:style w:type="paragraph" w:customStyle="1" w:styleId="34501F3B7827425CB0188B49EB43DB7B">
-    <w:name w:val="34501F3B7827425CB0188B49EB43DB7B"/>
-    <w:rsid w:val="004D412D"/>
-  </w:style>
-  <w:style w:type="paragraph" w:customStyle="1" w:styleId="5A3B5A2850AA41A5BAA9E58ED0AE1F1F">
-    <w:name w:val="5A3B5A2850AA41A5BAA9E58ED0AE1F1F"/>
-    <w:rsid w:val="004D412D"/>
-  </w:style>
-  <w:style w:type="paragraph" w:customStyle="1" w:styleId="06A643D9AF0B40368FD7A96421C46907">
-    <w:name w:val="06A643D9AF0B40368FD7A96421C46907"/>
     <w:rsid w:val="004D412D"/>
   </w:style>
   <w:style w:type="paragraph" w:customStyle="1" w:styleId="D207863B442A421D8B9C4AD9B02C0D9F">
